--- a/Dokumentacija/Faza 3 Komunikacija/Faza 3.docx
+++ b/Dokumentacija/Faza 3 Komunikacija/Faza 3.docx
@@ -5,6 +5,9 @@
     <w:p>
       <w:pPr>
         <w:pStyle w:val="Heading1"/>
+        <w:rPr>
+          <w:lang w:val="sr-Latn-RS"/>
+        </w:rPr>
       </w:pPr>
     </w:p>
     <w:p>
@@ -14,14 +17,15 @@
           <w:b/>
           <w:sz w:val="44"/>
           <w:szCs w:val="44"/>
-        </w:rPr>
-      </w:pPr>
-      <w:proofErr w:type="spellStart"/>
+          <w:lang w:val="sr-Latn-RS"/>
+        </w:rPr>
+      </w:pPr>
       <w:r>
         <w:rPr>
           <w:b/>
           <w:sz w:val="44"/>
           <w:szCs w:val="44"/>
+          <w:lang w:val="sr-Latn-RS"/>
         </w:rPr>
         <w:t>Arhitektur</w:t>
       </w:r>
@@ -30,98 +34,57 @@
           <w:b/>
           <w:sz w:val="44"/>
           <w:szCs w:val="44"/>
-        </w:rPr>
-        <w:t>a</w:t>
-      </w:r>
-      <w:proofErr w:type="spellEnd"/>
+          <w:lang w:val="sr-Latn-RS"/>
+        </w:rPr>
+        <w:t>a i Projektovanje softvera FAZA3</w:t>
+      </w:r>
       <w:r>
         <w:rPr>
           <w:b/>
           <w:sz w:val="44"/>
           <w:szCs w:val="44"/>
-        </w:rPr>
-        <w:t xml:space="preserve"> i </w:t>
-      </w:r>
-      <w:proofErr w:type="spellStart"/>
+          <w:lang w:val="sr-Latn-RS"/>
+        </w:rPr>
+        <w:t xml:space="preserve"> – </w:t>
+      </w:r>
       <w:r>
         <w:rPr>
           <w:b/>
           <w:sz w:val="44"/>
           <w:szCs w:val="44"/>
-        </w:rPr>
-        <w:t>Projektovanje</w:t>
-      </w:r>
-      <w:proofErr w:type="spellEnd"/>
+          <w:lang w:val="sr-Latn-RS"/>
+        </w:rPr>
+        <w:t xml:space="preserve">Model </w:t>
+      </w:r>
       <w:r>
         <w:rPr>
           <w:b/>
           <w:sz w:val="44"/>
           <w:szCs w:val="44"/>
-        </w:rPr>
-        <w:t xml:space="preserve"> </w:t>
-      </w:r>
-      <w:proofErr w:type="spellStart"/>
-      <w:r>
+          <w:lang w:val="sr-Latn-RS"/>
+        </w:rPr>
+        <w:t>komunikacije</w:t>
+      </w:r>
+    </w:p>
+    <w:p>
+      <w:pPr>
+        <w:jc w:val="center"/>
         <w:rPr>
           <w:b/>
           <w:sz w:val="44"/>
           <w:szCs w:val="44"/>
-        </w:rPr>
-        <w:t>softvera</w:t>
-      </w:r>
-      <w:proofErr w:type="spellEnd"/>
-      <w:r>
+          <w:lang w:val="sr-Latn-RS"/>
+        </w:rPr>
+      </w:pPr>
+    </w:p>
+    <w:p>
+      <w:pPr>
+        <w:jc w:val="center"/>
         <w:rPr>
           <w:b/>
           <w:sz w:val="44"/>
           <w:szCs w:val="44"/>
-        </w:rPr>
-        <w:t xml:space="preserve"> FAZA3</w:t>
-      </w:r>
-      <w:r>
-        <w:rPr>
-          <w:b/>
-          <w:sz w:val="44"/>
-          <w:szCs w:val="44"/>
-        </w:rPr>
-        <w:t xml:space="preserve"> – </w:t>
-      </w:r>
-      <w:r>
-        <w:rPr>
-          <w:b/>
-          <w:sz w:val="44"/>
-          <w:szCs w:val="44"/>
-        </w:rPr>
-        <w:t xml:space="preserve">Model </w:t>
-      </w:r>
-      <w:proofErr w:type="spellStart"/>
-      <w:r>
-        <w:rPr>
-          <w:b/>
-          <w:sz w:val="44"/>
-          <w:szCs w:val="44"/>
-        </w:rPr>
-        <w:t>komunikacije</w:t>
-      </w:r>
-      <w:proofErr w:type="spellEnd"/>
-    </w:p>
-    <w:p>
-      <w:pPr>
-        <w:jc w:val="center"/>
-        <w:rPr>
-          <w:b/>
-          <w:sz w:val="44"/>
-          <w:szCs w:val="44"/>
-        </w:rPr>
-      </w:pPr>
-    </w:p>
-    <w:p>
-      <w:pPr>
-        <w:jc w:val="center"/>
-        <w:rPr>
-          <w:b/>
-          <w:sz w:val="44"/>
-          <w:szCs w:val="44"/>
+          <w:lang w:val="sr-Latn-RS"/>
         </w:rPr>
       </w:pPr>
     </w:p>
@@ -132,6 +95,7 @@
           <w:b/>
           <w:sz w:val="144"/>
           <w:szCs w:val="144"/>
+          <w:lang w:val="sr-Latn-RS"/>
         </w:rPr>
       </w:pPr>
       <w:r>
@@ -139,6 +103,7 @@
           <w:b/>
           <w:sz w:val="144"/>
           <w:szCs w:val="144"/>
+          <w:lang w:val="sr-Latn-RS"/>
         </w:rPr>
         <w:t>Snake Architect</w:t>
       </w:r>
@@ -150,6 +115,7 @@
           <w:b/>
           <w:sz w:val="44"/>
           <w:szCs w:val="44"/>
+          <w:lang w:val="sr-Latn-RS"/>
         </w:rPr>
       </w:pPr>
     </w:p>
@@ -160,6 +126,7 @@
           <w:b/>
           <w:sz w:val="44"/>
           <w:szCs w:val="44"/>
+          <w:lang w:val="sr-Latn-RS"/>
         </w:rPr>
       </w:pPr>
     </w:p>
@@ -170,6 +137,7 @@
           <w:b/>
           <w:sz w:val="44"/>
           <w:szCs w:val="44"/>
+          <w:lang w:val="sr-Latn-RS"/>
         </w:rPr>
       </w:pPr>
     </w:p>
@@ -180,6 +148,7 @@
           <w:b/>
           <w:sz w:val="44"/>
           <w:szCs w:val="44"/>
+          <w:lang w:val="sr-Latn-RS"/>
         </w:rPr>
       </w:pPr>
     </w:p>
@@ -190,6 +159,7 @@
           <w:b/>
           <w:sz w:val="44"/>
           <w:szCs w:val="44"/>
+          <w:lang w:val="sr-Latn-RS"/>
         </w:rPr>
       </w:pPr>
     </w:p>
@@ -200,6 +170,7 @@
           <w:b/>
           <w:sz w:val="44"/>
           <w:szCs w:val="44"/>
+          <w:lang w:val="sr-Latn-RS"/>
         </w:rPr>
       </w:pPr>
     </w:p>
@@ -210,6 +181,7 @@
           <w:b/>
           <w:sz w:val="44"/>
           <w:szCs w:val="44"/>
+          <w:lang w:val="sr-Latn-RS"/>
         </w:rPr>
       </w:pPr>
     </w:p>
@@ -220,6 +192,7 @@
           <w:b/>
           <w:sz w:val="44"/>
           <w:szCs w:val="44"/>
+          <w:lang w:val="sr-Latn-RS"/>
         </w:rPr>
       </w:pPr>
     </w:p>
@@ -232,126 +205,442 @@
           <w:lang w:val="sr-Latn-RS"/>
         </w:rPr>
       </w:pPr>
-      <w:proofErr w:type="spellStart"/>
       <w:r>
         <w:rPr>
           <w:sz w:val="36"/>
           <w:szCs w:val="44"/>
-        </w:rPr>
-        <w:t>Svetislav</w:t>
-      </w:r>
-      <w:proofErr w:type="spellEnd"/>
-      <w:r>
+          <w:lang w:val="sr-Latn-RS"/>
+        </w:rPr>
+        <w:t>Svetislav Veljković  - 19083</w:t>
+      </w:r>
+    </w:p>
+    <w:p>
+      <w:pPr>
+        <w:jc w:val="right"/>
         <w:rPr>
           <w:sz w:val="36"/>
           <w:szCs w:val="44"/>
+          <w:lang w:val="sr-Latn-RS"/>
+        </w:rPr>
+      </w:pPr>
+      <w:r>
+        <w:rPr>
+          <w:sz w:val="36"/>
+          <w:szCs w:val="44"/>
+          <w:lang w:val="sr-Latn-RS"/>
+        </w:rPr>
+        <w:t>Milica Micić – 20048</w:t>
+      </w:r>
+    </w:p>
+    <w:p>
+      <w:pPr>
+        <w:rPr>
+          <w:lang w:val="sr-Latn-RS"/>
+        </w:rPr>
+      </w:pPr>
+      <w:r>
+        <w:rPr>
+          <w:lang w:val="sr-Latn-RS"/>
+        </w:rPr>
+        <w:br w:type="page"/>
+      </w:r>
+    </w:p>
+    <w:p>
+      <w:pPr>
+        <w:pStyle w:val="Heading1"/>
+        <w:numPr>
+          <w:ilvl w:val="0"/>
+          <w:numId w:val="1"/>
+        </w:numPr>
+        <w:rPr>
+          <w:lang w:val="sr-Latn-RS"/>
+        </w:rPr>
+      </w:pPr>
+      <w:r>
+        <w:rPr>
+          <w:lang w:val="sr-Latn-RS"/>
+        </w:rPr>
+        <w:lastRenderedPageBreak/>
+        <w:t>SignaR</w:t>
+      </w:r>
+    </w:p>
+    <w:p>
+      <w:pPr>
+        <w:rPr>
+          <w:lang w:val="sr-Latn-RS"/>
+        </w:rPr>
+      </w:pPr>
+      <w:r>
+        <w:rPr>
+          <w:lang w:val="sr-Latn-RS"/>
+        </w:rPr>
+        <w:t xml:space="preserve">Komunikacija u realnom vremenu u aplikaciji Snake-Architect ostvarena je korišćenjem </w:t>
+      </w:r>
+      <w:r>
+        <w:rPr>
+          <w:b/>
+          <w:lang w:val="sr-Latn-RS"/>
+        </w:rPr>
+        <w:t xml:space="preserve">ASP.NET Core SignalR </w:t>
+      </w:r>
+      <w:r>
+        <w:rPr>
+          <w:lang w:val="sr-Latn-RS"/>
+        </w:rPr>
+        <w:t xml:space="preserve">biblioteke. SignalR obezbeđuje </w:t>
+      </w:r>
+      <w:r>
+        <w:rPr>
+          <w:i/>
+          <w:lang w:val="sr-Latn-RS"/>
+        </w:rPr>
+        <w:t xml:space="preserve">full-duplex </w:t>
+      </w:r>
+      <w:r>
+        <w:rPr>
+          <w:lang w:val="sr-Latn-RS"/>
+        </w:rPr>
+        <w:t>komunikaciju između server I klijenata putem WebSocket protokola, što omogućava sinhronizaciju ažuriranja stanja igre za sve učesnike u istoj sobi bez potrebe za ručnim osvežavanjem stranice.</w:t>
+      </w:r>
+    </w:p>
+    <w:p>
+      <w:pPr>
+        <w:rPr>
+          <w:lang w:val="sr-Latn-RS"/>
+        </w:rPr>
+      </w:pPr>
+      <w:r>
+        <w:rPr>
+          <w:lang w:val="sr-Latn-RS"/>
+        </w:rPr>
+        <w:t>Sistem za komunikaciju u realnom vremenu baziran je na Hub-and-Spoke modelu uz korišćenje Sigleton patterna za upravljanje stanjem konekcije.</w:t>
+      </w:r>
+    </w:p>
+    <w:p>
+      <w:pPr>
+        <w:pStyle w:val="ListParagraph"/>
+        <w:numPr>
+          <w:ilvl w:val="0"/>
+          <w:numId w:val="2"/>
+        </w:numPr>
+        <w:rPr>
+          <w:lang w:val="sr-Latn-RS"/>
+        </w:rPr>
+      </w:pPr>
+      <w:r>
+        <w:rPr>
+          <w:i/>
+          <w:lang w:val="sr-Latn-RS"/>
+        </w:rPr>
+        <w:t xml:space="preserve">Upravljanje konekcijama: </w:t>
+      </w:r>
+      <w:r>
+        <w:rPr>
+          <w:lang w:val="sr-Latn-RS"/>
+        </w:rPr>
+        <w:t>Da bi se izbegla duplikacija, system održava listu aktivnih konekcija vezanih za jedinstveni ID korisnika. Korišćenjem Singleton patterna na serverskoj strain, obezbeđuje se centralizovano skladište konekcija koje je dostupno celom sistemu.</w:t>
+      </w:r>
+    </w:p>
+    <w:p>
+      <w:pPr>
+        <w:pStyle w:val="ListParagraph"/>
+        <w:numPr>
+          <w:ilvl w:val="0"/>
+          <w:numId w:val="2"/>
+        </w:numPr>
+        <w:rPr>
+          <w:lang w:val="sr-Latn-RS"/>
+        </w:rPr>
+      </w:pPr>
+      <w:r>
+        <w:rPr>
+          <w:i/>
+          <w:lang w:val="sr-Latn-RS"/>
+        </w:rPr>
+        <w:t>Dvosmerna komunikacija:</w:t>
+      </w:r>
+      <w:r>
+        <w:rPr>
+          <w:lang w:val="sr-Latn-RS"/>
         </w:rPr>
         <w:t xml:space="preserve"> </w:t>
       </w:r>
-      <w:proofErr w:type="spellStart"/>
-      <w:proofErr w:type="gramStart"/>
-      <w:r>
-        <w:rPr>
-          <w:sz w:val="36"/>
-          <w:szCs w:val="44"/>
-        </w:rPr>
-        <w:t>Veljkovi</w:t>
-      </w:r>
-      <w:proofErr w:type="spellEnd"/>
-      <w:r>
-        <w:rPr>
-          <w:sz w:val="36"/>
-          <w:szCs w:val="44"/>
-          <w:lang w:val="sr-Latn-ME"/>
-        </w:rPr>
-        <w:t>ć</w:t>
-      </w:r>
-      <w:r>
-        <w:rPr>
-          <w:sz w:val="36"/>
-          <w:szCs w:val="44"/>
-          <w:lang w:val="sr-Latn-RS"/>
-        </w:rPr>
-        <w:t xml:space="preserve">  -</w:t>
-      </w:r>
-      <w:proofErr w:type="gramEnd"/>
-      <w:r>
-        <w:rPr>
-          <w:sz w:val="36"/>
-          <w:szCs w:val="44"/>
-          <w:lang w:val="sr-Latn-RS"/>
-        </w:rPr>
-        <w:t xml:space="preserve"> 19083</w:t>
-      </w:r>
-    </w:p>
-    <w:p>
-      <w:pPr>
-        <w:jc w:val="right"/>
-        <w:rPr>
-          <w:sz w:val="36"/>
-          <w:szCs w:val="44"/>
-          <w:lang w:val="sr-Latn-RS"/>
-        </w:rPr>
-      </w:pPr>
-      <w:r>
-        <w:rPr>
-          <w:sz w:val="36"/>
-          <w:szCs w:val="44"/>
-          <w:lang w:val="sr-Latn-RS"/>
-        </w:rPr>
-        <w:t>Milica Mici</w:t>
-      </w:r>
-      <w:r>
-        <w:rPr>
-          <w:sz w:val="36"/>
-          <w:szCs w:val="44"/>
-          <w:lang w:val="sr-Latn-ME"/>
-        </w:rPr>
-        <w:t>ć</w:t>
-      </w:r>
-      <w:r>
-        <w:rPr>
-          <w:sz w:val="36"/>
-          <w:szCs w:val="44"/>
-          <w:lang w:val="sr-Latn-RS"/>
-        </w:rPr>
-        <w:t xml:space="preserve"> </w:t>
-      </w:r>
-      <w:r>
-        <w:rPr>
-          <w:sz w:val="36"/>
-          <w:szCs w:val="44"/>
-          <w:lang w:val="sr-Latn-RS"/>
-        </w:rPr>
-        <w:t>–</w:t>
-      </w:r>
-      <w:r>
-        <w:rPr>
-          <w:sz w:val="36"/>
-          <w:szCs w:val="44"/>
-          <w:lang w:val="sr-Latn-RS"/>
-        </w:rPr>
-        <w:t xml:space="preserve"> </w:t>
-      </w:r>
-      <w:r>
-        <w:rPr>
-          <w:sz w:val="36"/>
-          <w:szCs w:val="44"/>
-          <w:lang w:val="sr-Latn-RS"/>
-        </w:rPr>
-        <w:t>20048</w:t>
-      </w:r>
-    </w:p>
-    <w:p>
+    </w:p>
+    <w:p>
+      <w:pPr>
+        <w:pStyle w:val="ListParagraph"/>
+        <w:numPr>
+          <w:ilvl w:val="1"/>
+          <w:numId w:val="3"/>
+        </w:numPr>
+        <w:rPr>
+          <w:lang w:val="sr-Latn-RS"/>
+        </w:rPr>
+      </w:pPr>
+      <w:r>
+        <w:rPr>
+          <w:b/>
+          <w:lang w:val="sr-Latn-RS"/>
+        </w:rPr>
+        <w:t xml:space="preserve">Klijent -&gt; Server : </w:t>
+      </w:r>
+      <w:r>
+        <w:rPr>
+          <w:lang w:val="sr-Latn-RS"/>
+        </w:rPr>
+        <w:t xml:space="preserve">Klijentska aplikacija koristi </w:t>
+      </w:r>
+      <w:r>
+        <w:rPr>
+          <w:i/>
+          <w:lang w:val="sr-Latn-RS"/>
+        </w:rPr>
+        <w:t xml:space="preserve">@microsoft/signalr </w:t>
+      </w:r>
+      <w:r>
+        <w:rPr>
+          <w:lang w:val="sr-Latn-RS"/>
+        </w:rPr>
+        <w:t>biblioteku za pozivanje motoda definisanih u Hub-u</w:t>
+      </w:r>
+    </w:p>
+    <w:p>
+      <w:pPr>
+        <w:pStyle w:val="ListParagraph"/>
+        <w:numPr>
+          <w:ilvl w:val="1"/>
+          <w:numId w:val="3"/>
+        </w:numPr>
+        <w:rPr>
+          <w:lang w:val="sr-Latn-RS"/>
+        </w:rPr>
+      </w:pPr>
+      <w:r>
+        <w:rPr>
+          <w:b/>
+          <w:lang w:val="sr-Latn-RS"/>
+        </w:rPr>
+        <w:t xml:space="preserve">Server -&gt; Klijent: </w:t>
+      </w:r>
+      <w:r>
+        <w:rPr>
+          <w:lang w:val="sr-Latn-RS"/>
+        </w:rPr>
+        <w:t xml:space="preserve">Server koristi SignalR kontekst za </w:t>
+      </w:r>
+      <w:r>
+        <w:rPr>
+          <w:lang w:val="sr-Latn-RS"/>
+        </w:rPr>
+        <w:t>„</w:t>
+      </w:r>
+      <w:r>
+        <w:rPr>
+          <w:lang w:val="sr-Latn-RS"/>
+        </w:rPr>
+        <w:t>guranje</w:t>
+      </w:r>
+      <w:r>
+        <w:rPr>
+          <w:lang w:val="sr-Latn-RS"/>
+        </w:rPr>
+        <w:t>“ informacija direktno na klijenta, ciljajući specifično grupe ili ID-eve igrača.</w:t>
+      </w:r>
+    </w:p>
+    <w:p>
+      <w:pPr>
+        <w:pStyle w:val="ListParagraph"/>
+        <w:numPr>
+          <w:ilvl w:val="0"/>
+          <w:numId w:val="2"/>
+        </w:numPr>
+        <w:rPr>
+          <w:lang w:val="sr-Latn-RS"/>
+        </w:rPr>
+      </w:pPr>
+      <w:r>
+        <w:rPr>
+          <w:i/>
+          <w:lang w:val="sr-Latn-RS"/>
+        </w:rPr>
+        <w:t xml:space="preserve">Perzisterncija i konzistentnost: </w:t>
+      </w:r>
+      <w:r>
+        <w:rPr>
+          <w:lang w:val="sr-Latn-RS"/>
+        </w:rPr>
+        <w:t>Svaka akcija koja menja stanje igre prolazi kroz dvostruki proces:</w:t>
+      </w:r>
+    </w:p>
+    <w:p>
+      <w:pPr>
+        <w:pStyle w:val="ListParagraph"/>
+        <w:numPr>
+          <w:ilvl w:val="1"/>
+          <w:numId w:val="2"/>
+        </w:numPr>
+        <w:rPr>
+          <w:lang w:val="sr-Latn-RS"/>
+        </w:rPr>
+      </w:pPr>
+      <w:r>
+        <w:rPr>
+          <w:b/>
+          <w:lang w:val="sr-Latn-RS"/>
+        </w:rPr>
+        <w:t xml:space="preserve">Perzistencija: </w:t>
+      </w:r>
+      <w:r>
+        <w:rPr>
+          <w:lang w:val="sr-Latn-RS"/>
+        </w:rPr>
+        <w:t xml:space="preserve">Podaci se zapisuju u bazu podataka(kroz </w:t>
+      </w:r>
+      <w:r>
+        <w:rPr>
+          <w:i/>
+          <w:lang w:val="sr-Latn-RS"/>
+        </w:rPr>
+        <w:t xml:space="preserve">UnitOfWork </w:t>
+      </w:r>
+      <w:r>
+        <w:rPr>
+          <w:lang w:val="sr-Latn-RS"/>
+        </w:rPr>
+        <w:t xml:space="preserve">i servise), čime se osigurava trajno čuvanje igre. </w:t>
+      </w:r>
+    </w:p>
+    <w:p>
+      <w:pPr>
+        <w:pStyle w:val="ListParagraph"/>
+        <w:numPr>
+          <w:ilvl w:val="1"/>
+          <w:numId w:val="2"/>
+        </w:numPr>
+        <w:rPr>
+          <w:lang w:val="sr-Latn-RS"/>
+        </w:rPr>
+      </w:pPr>
+      <w:r>
+        <w:rPr>
+          <w:b/>
+          <w:lang w:val="sr-Latn-RS"/>
+        </w:rPr>
+        <w:t>Propagacija:</w:t>
+      </w:r>
+      <w:r>
+        <w:rPr>
+          <w:lang w:val="sr-Latn-RS"/>
+        </w:rPr>
+        <w:t xml:space="preserve"> SignalR služi kao „obaveštajni kanal“ koji obaveštava klijente da osveže lokalni prikaz podataka iz baze. </w:t>
+      </w:r>
+    </w:p>
+    <w:p>
+      <w:pPr>
+        <w:rPr>
+          <w:lang w:val="sr-Latn-RS"/>
+        </w:rPr>
+      </w:pPr>
+    </w:p>
+    <w:p>
+      <w:pPr>
+        <w:pStyle w:val="Heading1"/>
+        <w:numPr>
+          <w:ilvl w:val="0"/>
+          <w:numId w:val="1"/>
+        </w:numPr>
+        <w:rPr>
+          <w:lang w:val="sr-Latn-RS"/>
+        </w:rPr>
+      </w:pPr>
+      <w:r>
+        <w:rPr>
+          <w:lang w:val="sr-Latn-RS"/>
+        </w:rPr>
+        <w:t>Sekvencijalni dijagram – odigravanje poteza</w:t>
+      </w:r>
+    </w:p>
+    <w:p>
+      <w:pPr>
+        <w:rPr>
+          <w:lang w:val="sr-Latn-RS"/>
+        </w:rPr>
+      </w:pPr>
+    </w:p>
+    <w:p>
+      <w:pPr>
+        <w:pStyle w:val="Heading1"/>
+        <w:rPr>
+          <w:lang w:val="sr-Latn-RS"/>
+        </w:rPr>
+      </w:pPr>
       <w:bookmarkStart w:id="0" w:name="_GoBack"/>
-      <w:bookmarkEnd w:id="0"/>
-      <w:r>
-        <w:br w:type="page"/>
-      </w:r>
-    </w:p>
-    <w:p>
-      <w:pPr>
-        <w:pStyle w:val="Heading2"/>
+      <w:r>
+        <w:rPr>
+          <w:noProof/>
+        </w:rPr>
+        <w:drawing>
+          <wp:inline distT="0" distB="0" distL="0" distR="0">
+            <wp:extent cx="5943600" cy="2124075"/>
+            <wp:effectExtent l="0" t="0" r="0" b="9525"/>
+            <wp:docPr id="1" name="Picture 1"/>
+            <wp:cNvGraphicFramePr>
+              <a:graphicFrameLocks xmlns:a="http://schemas.openxmlformats.org/drawingml/2006/main" noChangeAspect="1"/>
+            </wp:cNvGraphicFramePr>
+            <a:graphic xmlns:a="http://schemas.openxmlformats.org/drawingml/2006/main">
+              <a:graphicData uri="http://schemas.openxmlformats.org/drawingml/2006/picture">
+                <pic:pic xmlns:pic="http://schemas.openxmlformats.org/drawingml/2006/picture">
+                  <pic:nvPicPr>
+                    <pic:cNvPr id="0" name="potez.drawio.png"/>
+                    <pic:cNvPicPr/>
+                  </pic:nvPicPr>
+                  <pic:blipFill>
+                    <a:blip r:embed="rId6">
+                      <a:extLst>
+                        <a:ext uri="{28A0092B-C50C-407E-A947-70E740481C1C}">
+                          <a14:useLocalDpi xmlns:a14="http://schemas.microsoft.com/office/drawing/2010/main" val="0"/>
+                        </a:ext>
+                      </a:extLst>
+                    </a:blip>
+                    <a:stretch>
+                      <a:fillRect/>
+                    </a:stretch>
+                  </pic:blipFill>
+                  <pic:spPr>
+                    <a:xfrm>
+                      <a:off x="0" y="0"/>
+                      <a:ext cx="5943600" cy="2124075"/>
+                    </a:xfrm>
+                    <a:prstGeom prst="rect">
+                      <a:avLst/>
+                    </a:prstGeom>
+                  </pic:spPr>
+                </pic:pic>
+              </a:graphicData>
+            </a:graphic>
+          </wp:inline>
+        </w:drawing>
+      </w:r>
+    </w:p>
+    <w:bookmarkEnd w:id="0"/>
+    <w:p>
+      <w:pPr>
+        <w:pStyle w:val="Heading1"/>
+      </w:pPr>
+    </w:p>
+    <w:p>
+      <w:pPr>
+        <w:rPr>
+          <w:lang w:val="sr-Latn-RS"/>
+        </w:rPr>
+      </w:pPr>
+    </w:p>
+    <w:p>
+      <w:pPr>
+        <w:pStyle w:val="Heading1"/>
+        <w:rPr>
+          <w:lang w:val="sr-Latn-RS"/>
+        </w:rPr>
       </w:pPr>
     </w:p>
     <w:sectPr>
@@ -362,6 +651,335 @@
     </w:sectPr>
   </w:body>
 </w:document>
+</file>
+
+<file path=word/numbering.xml><?xml version="1.0" encoding="utf-8"?>
+<w:numbering xmlns:wpc="http://schemas.microsoft.com/office/word/2010/wordprocessingCanvas" xmlns:mc="http://schemas.openxmlformats.org/markup-compatibility/2006" xmlns:o="urn:schemas-microsoft-com:office:office" xmlns:r="http://schemas.openxmlformats.org/officeDocument/2006/relationships" xmlns:m="http://schemas.openxmlformats.org/officeDocument/2006/math" xmlns:v="urn:schemas-microsoft-com:vml" xmlns:wp14="http://schemas.microsoft.com/office/word/2010/wordprocessingDrawing" xmlns:wp="http://schemas.openxmlformats.org/drawingml/2006/wordprocessingDrawing" xmlns:w10="urn:schemas-microsoft-com:office:word" xmlns:w="http://schemas.openxmlformats.org/wordprocessingml/2006/main" xmlns:w14="http://schemas.microsoft.com/office/word/2010/wordml" xmlns:wpg="http://schemas.microsoft.com/office/word/2010/wordprocessingGroup" xmlns:wpi="http://schemas.microsoft.com/office/word/2010/wordprocessingInk" xmlns:wne="http://schemas.microsoft.com/office/word/2006/wordml" xmlns:wps="http://schemas.microsoft.com/office/word/2010/wordprocessingShape" mc:Ignorable="w14 wp14">
+  <w:abstractNum w:abstractNumId="0">
+    <w:nsid w:val="33230B89"/>
+    <w:multiLevelType w:val="hybridMultilevel"/>
+    <w:tmpl w:val="E2A469E2"/>
+    <w:lvl w:ilvl="0" w:tplc="0409000F">
+      <w:start w:val="1"/>
+      <w:numFmt w:val="decimal"/>
+      <w:lvlText w:val="%1."/>
+      <w:lvlJc w:val="left"/>
+      <w:pPr>
+        <w:ind w:left="720" w:hanging="360"/>
+      </w:pPr>
+      <w:rPr>
+        <w:rFonts w:hint="default"/>
+      </w:rPr>
+    </w:lvl>
+    <w:lvl w:ilvl="1" w:tplc="04090019" w:tentative="1">
+      <w:start w:val="1"/>
+      <w:numFmt w:val="lowerLetter"/>
+      <w:lvlText w:val="%2."/>
+      <w:lvlJc w:val="left"/>
+      <w:pPr>
+        <w:ind w:left="1440" w:hanging="360"/>
+      </w:pPr>
+    </w:lvl>
+    <w:lvl w:ilvl="2" w:tplc="0409001B" w:tentative="1">
+      <w:start w:val="1"/>
+      <w:numFmt w:val="lowerRoman"/>
+      <w:lvlText w:val="%3."/>
+      <w:lvlJc w:val="right"/>
+      <w:pPr>
+        <w:ind w:left="2160" w:hanging="180"/>
+      </w:pPr>
+    </w:lvl>
+    <w:lvl w:ilvl="3" w:tplc="0409000F" w:tentative="1">
+      <w:start w:val="1"/>
+      <w:numFmt w:val="decimal"/>
+      <w:lvlText w:val="%4."/>
+      <w:lvlJc w:val="left"/>
+      <w:pPr>
+        <w:ind w:left="2880" w:hanging="360"/>
+      </w:pPr>
+    </w:lvl>
+    <w:lvl w:ilvl="4" w:tplc="04090019" w:tentative="1">
+      <w:start w:val="1"/>
+      <w:numFmt w:val="lowerLetter"/>
+      <w:lvlText w:val="%5."/>
+      <w:lvlJc w:val="left"/>
+      <w:pPr>
+        <w:ind w:left="3600" w:hanging="360"/>
+      </w:pPr>
+    </w:lvl>
+    <w:lvl w:ilvl="5" w:tplc="0409001B" w:tentative="1">
+      <w:start w:val="1"/>
+      <w:numFmt w:val="lowerRoman"/>
+      <w:lvlText w:val="%6."/>
+      <w:lvlJc w:val="right"/>
+      <w:pPr>
+        <w:ind w:left="4320" w:hanging="180"/>
+      </w:pPr>
+    </w:lvl>
+    <w:lvl w:ilvl="6" w:tplc="0409000F" w:tentative="1">
+      <w:start w:val="1"/>
+      <w:numFmt w:val="decimal"/>
+      <w:lvlText w:val="%7."/>
+      <w:lvlJc w:val="left"/>
+      <w:pPr>
+        <w:ind w:left="5040" w:hanging="360"/>
+      </w:pPr>
+    </w:lvl>
+    <w:lvl w:ilvl="7" w:tplc="04090019" w:tentative="1">
+      <w:start w:val="1"/>
+      <w:numFmt w:val="lowerLetter"/>
+      <w:lvlText w:val="%8."/>
+      <w:lvlJc w:val="left"/>
+      <w:pPr>
+        <w:ind w:left="5760" w:hanging="360"/>
+      </w:pPr>
+    </w:lvl>
+    <w:lvl w:ilvl="8" w:tplc="0409001B" w:tentative="1">
+      <w:start w:val="1"/>
+      <w:numFmt w:val="lowerRoman"/>
+      <w:lvlText w:val="%9."/>
+      <w:lvlJc w:val="right"/>
+      <w:pPr>
+        <w:ind w:left="6480" w:hanging="180"/>
+      </w:pPr>
+    </w:lvl>
+  </w:abstractNum>
+  <w:abstractNum w:abstractNumId="1">
+    <w:nsid w:val="3BF02D8A"/>
+    <w:multiLevelType w:val="hybridMultilevel"/>
+    <w:tmpl w:val="3426F2C8"/>
+    <w:lvl w:ilvl="0" w:tplc="04090001">
+      <w:start w:val="1"/>
+      <w:numFmt w:val="bullet"/>
+      <w:lvlText w:val=""/>
+      <w:lvlJc w:val="left"/>
+      <w:pPr>
+        <w:ind w:left="720" w:hanging="360"/>
+      </w:pPr>
+      <w:rPr>
+        <w:rFonts w:ascii="Symbol" w:hAnsi="Symbol" w:hint="default"/>
+      </w:rPr>
+    </w:lvl>
+    <w:lvl w:ilvl="1" w:tplc="0409000F">
+      <w:start w:val="1"/>
+      <w:numFmt w:val="decimal"/>
+      <w:lvlText w:val="%2."/>
+      <w:lvlJc w:val="left"/>
+      <w:pPr>
+        <w:ind w:left="1440" w:hanging="360"/>
+      </w:pPr>
+      <w:rPr>
+        <w:rFonts w:hint="default"/>
+      </w:rPr>
+    </w:lvl>
+    <w:lvl w:ilvl="2" w:tplc="04090005" w:tentative="1">
+      <w:start w:val="1"/>
+      <w:numFmt w:val="bullet"/>
+      <w:lvlText w:val=""/>
+      <w:lvlJc w:val="left"/>
+      <w:pPr>
+        <w:ind w:left="2160" w:hanging="360"/>
+      </w:pPr>
+      <w:rPr>
+        <w:rFonts w:ascii="Wingdings" w:hAnsi="Wingdings" w:hint="default"/>
+      </w:rPr>
+    </w:lvl>
+    <w:lvl w:ilvl="3" w:tplc="04090001" w:tentative="1">
+      <w:start w:val="1"/>
+      <w:numFmt w:val="bullet"/>
+      <w:lvlText w:val=""/>
+      <w:lvlJc w:val="left"/>
+      <w:pPr>
+        <w:ind w:left="2880" w:hanging="360"/>
+      </w:pPr>
+      <w:rPr>
+        <w:rFonts w:ascii="Symbol" w:hAnsi="Symbol" w:hint="default"/>
+      </w:rPr>
+    </w:lvl>
+    <w:lvl w:ilvl="4" w:tplc="04090003" w:tentative="1">
+      <w:start w:val="1"/>
+      <w:numFmt w:val="bullet"/>
+      <w:lvlText w:val="o"/>
+      <w:lvlJc w:val="left"/>
+      <w:pPr>
+        <w:ind w:left="3600" w:hanging="360"/>
+      </w:pPr>
+      <w:rPr>
+        <w:rFonts w:ascii="Courier New" w:hAnsi="Courier New" w:cs="Courier New" w:hint="default"/>
+      </w:rPr>
+    </w:lvl>
+    <w:lvl w:ilvl="5" w:tplc="04090005" w:tentative="1">
+      <w:start w:val="1"/>
+      <w:numFmt w:val="bullet"/>
+      <w:lvlText w:val=""/>
+      <w:lvlJc w:val="left"/>
+      <w:pPr>
+        <w:ind w:left="4320" w:hanging="360"/>
+      </w:pPr>
+      <w:rPr>
+        <w:rFonts w:ascii="Wingdings" w:hAnsi="Wingdings" w:hint="default"/>
+      </w:rPr>
+    </w:lvl>
+    <w:lvl w:ilvl="6" w:tplc="04090001" w:tentative="1">
+      <w:start w:val="1"/>
+      <w:numFmt w:val="bullet"/>
+      <w:lvlText w:val=""/>
+      <w:lvlJc w:val="left"/>
+      <w:pPr>
+        <w:ind w:left="5040" w:hanging="360"/>
+      </w:pPr>
+      <w:rPr>
+        <w:rFonts w:ascii="Symbol" w:hAnsi="Symbol" w:hint="default"/>
+      </w:rPr>
+    </w:lvl>
+    <w:lvl w:ilvl="7" w:tplc="04090003" w:tentative="1">
+      <w:start w:val="1"/>
+      <w:numFmt w:val="bullet"/>
+      <w:lvlText w:val="o"/>
+      <w:lvlJc w:val="left"/>
+      <w:pPr>
+        <w:ind w:left="5760" w:hanging="360"/>
+      </w:pPr>
+      <w:rPr>
+        <w:rFonts w:ascii="Courier New" w:hAnsi="Courier New" w:cs="Courier New" w:hint="default"/>
+      </w:rPr>
+    </w:lvl>
+    <w:lvl w:ilvl="8" w:tplc="04090005" w:tentative="1">
+      <w:start w:val="1"/>
+      <w:numFmt w:val="bullet"/>
+      <w:lvlText w:val=""/>
+      <w:lvlJc w:val="left"/>
+      <w:pPr>
+        <w:ind w:left="6480" w:hanging="360"/>
+      </w:pPr>
+      <w:rPr>
+        <w:rFonts w:ascii="Wingdings" w:hAnsi="Wingdings" w:hint="default"/>
+      </w:rPr>
+    </w:lvl>
+  </w:abstractNum>
+  <w:abstractNum w:abstractNumId="2">
+    <w:nsid w:val="7EDE6EE7"/>
+    <w:multiLevelType w:val="hybridMultilevel"/>
+    <w:tmpl w:val="E998EAC6"/>
+    <w:lvl w:ilvl="0" w:tplc="04090001">
+      <w:start w:val="1"/>
+      <w:numFmt w:val="bullet"/>
+      <w:lvlText w:val=""/>
+      <w:lvlJc w:val="left"/>
+      <w:pPr>
+        <w:ind w:left="720" w:hanging="360"/>
+      </w:pPr>
+      <w:rPr>
+        <w:rFonts w:ascii="Symbol" w:hAnsi="Symbol" w:hint="default"/>
+      </w:rPr>
+    </w:lvl>
+    <w:lvl w:ilvl="1" w:tplc="04090003">
+      <w:start w:val="1"/>
+      <w:numFmt w:val="bullet"/>
+      <w:lvlText w:val="o"/>
+      <w:lvlJc w:val="left"/>
+      <w:pPr>
+        <w:ind w:left="1440" w:hanging="360"/>
+      </w:pPr>
+      <w:rPr>
+        <w:rFonts w:ascii="Courier New" w:hAnsi="Courier New" w:cs="Courier New" w:hint="default"/>
+      </w:rPr>
+    </w:lvl>
+    <w:lvl w:ilvl="2" w:tplc="04090005" w:tentative="1">
+      <w:start w:val="1"/>
+      <w:numFmt w:val="bullet"/>
+      <w:lvlText w:val=""/>
+      <w:lvlJc w:val="left"/>
+      <w:pPr>
+        <w:ind w:left="2160" w:hanging="360"/>
+      </w:pPr>
+      <w:rPr>
+        <w:rFonts w:ascii="Wingdings" w:hAnsi="Wingdings" w:hint="default"/>
+      </w:rPr>
+    </w:lvl>
+    <w:lvl w:ilvl="3" w:tplc="04090001" w:tentative="1">
+      <w:start w:val="1"/>
+      <w:numFmt w:val="bullet"/>
+      <w:lvlText w:val=""/>
+      <w:lvlJc w:val="left"/>
+      <w:pPr>
+        <w:ind w:left="2880" w:hanging="360"/>
+      </w:pPr>
+      <w:rPr>
+        <w:rFonts w:ascii="Symbol" w:hAnsi="Symbol" w:hint="default"/>
+      </w:rPr>
+    </w:lvl>
+    <w:lvl w:ilvl="4" w:tplc="04090003" w:tentative="1">
+      <w:start w:val="1"/>
+      <w:numFmt w:val="bullet"/>
+      <w:lvlText w:val="o"/>
+      <w:lvlJc w:val="left"/>
+      <w:pPr>
+        <w:ind w:left="3600" w:hanging="360"/>
+      </w:pPr>
+      <w:rPr>
+        <w:rFonts w:ascii="Courier New" w:hAnsi="Courier New" w:cs="Courier New" w:hint="default"/>
+      </w:rPr>
+    </w:lvl>
+    <w:lvl w:ilvl="5" w:tplc="04090005" w:tentative="1">
+      <w:start w:val="1"/>
+      <w:numFmt w:val="bullet"/>
+      <w:lvlText w:val=""/>
+      <w:lvlJc w:val="left"/>
+      <w:pPr>
+        <w:ind w:left="4320" w:hanging="360"/>
+      </w:pPr>
+      <w:rPr>
+        <w:rFonts w:ascii="Wingdings" w:hAnsi="Wingdings" w:hint="default"/>
+      </w:rPr>
+    </w:lvl>
+    <w:lvl w:ilvl="6" w:tplc="04090001" w:tentative="1">
+      <w:start w:val="1"/>
+      <w:numFmt w:val="bullet"/>
+      <w:lvlText w:val=""/>
+      <w:lvlJc w:val="left"/>
+      <w:pPr>
+        <w:ind w:left="5040" w:hanging="360"/>
+      </w:pPr>
+      <w:rPr>
+        <w:rFonts w:ascii="Symbol" w:hAnsi="Symbol" w:hint="default"/>
+      </w:rPr>
+    </w:lvl>
+    <w:lvl w:ilvl="7" w:tplc="04090003" w:tentative="1">
+      <w:start w:val="1"/>
+      <w:numFmt w:val="bullet"/>
+      <w:lvlText w:val="o"/>
+      <w:lvlJc w:val="left"/>
+      <w:pPr>
+        <w:ind w:left="5760" w:hanging="360"/>
+      </w:pPr>
+      <w:rPr>
+        <w:rFonts w:ascii="Courier New" w:hAnsi="Courier New" w:cs="Courier New" w:hint="default"/>
+      </w:rPr>
+    </w:lvl>
+    <w:lvl w:ilvl="8" w:tplc="04090005" w:tentative="1">
+      <w:start w:val="1"/>
+      <w:numFmt w:val="bullet"/>
+      <w:lvlText w:val=""/>
+      <w:lvlJc w:val="left"/>
+      <w:pPr>
+        <w:ind w:left="6480" w:hanging="360"/>
+      </w:pPr>
+      <w:rPr>
+        <w:rFonts w:ascii="Wingdings" w:hAnsi="Wingdings" w:hint="default"/>
+      </w:rPr>
+    </w:lvl>
+  </w:abstractNum>
+  <w:num w:numId="1">
+    <w:abstractNumId w:val="0"/>
+  </w:num>
+  <w:num w:numId="2">
+    <w:abstractNumId w:val="1"/>
+  </w:num>
+  <w:num w:numId="3">
+    <w:abstractNumId w:val="2"/>
+  </w:num>
+</w:numbering>
 </file>
 
 <file path=word/styles.xml><?xml version="1.0" encoding="utf-8"?>
@@ -618,6 +1236,47 @@
       <w:szCs w:val="26"/>
     </w:rPr>
   </w:style>
+  <w:style w:type="paragraph" w:styleId="ListParagraph">
+    <w:name w:val="List Paragraph"/>
+    <w:basedOn w:val="Normal"/>
+    <w:uiPriority w:val="34"/>
+    <w:qFormat/>
+    <w:rsid w:val="00B73508"/>
+    <w:pPr>
+      <w:ind w:left="720"/>
+      <w:contextualSpacing/>
+    </w:pPr>
+  </w:style>
+  <w:style w:type="paragraph" w:styleId="BalloonText">
+    <w:name w:val="Balloon Text"/>
+    <w:basedOn w:val="Normal"/>
+    <w:link w:val="BalloonTextChar"/>
+    <w:uiPriority w:val="99"/>
+    <w:semiHidden/>
+    <w:unhideWhenUsed/>
+    <w:rsid w:val="005B29E8"/>
+    <w:pPr>
+      <w:spacing w:after="0" w:line="240" w:lineRule="auto"/>
+    </w:pPr>
+    <w:rPr>
+      <w:rFonts w:ascii="Tahoma" w:hAnsi="Tahoma" w:cs="Tahoma"/>
+      <w:sz w:val="16"/>
+      <w:szCs w:val="16"/>
+    </w:rPr>
+  </w:style>
+  <w:style w:type="character" w:customStyle="1" w:styleId="BalloonTextChar">
+    <w:name w:val="Balloon Text Char"/>
+    <w:basedOn w:val="DefaultParagraphFont"/>
+    <w:link w:val="BalloonText"/>
+    <w:uiPriority w:val="99"/>
+    <w:semiHidden/>
+    <w:rsid w:val="005B29E8"/>
+    <w:rPr>
+      <w:rFonts w:ascii="Tahoma" w:hAnsi="Tahoma" w:cs="Tahoma"/>
+      <w:sz w:val="16"/>
+      <w:szCs w:val="16"/>
+    </w:rPr>
+  </w:style>
 </w:styles>
 </file>
 
@@ -873,6 +1532,47 @@
       <w:rFonts w:asciiTheme="majorHAnsi" w:eastAsiaTheme="majorEastAsia" w:hAnsiTheme="majorHAnsi" w:cstheme="majorBidi"/>
       <w:sz w:val="32"/>
       <w:szCs w:val="26"/>
+    </w:rPr>
+  </w:style>
+  <w:style w:type="paragraph" w:styleId="ListParagraph">
+    <w:name w:val="List Paragraph"/>
+    <w:basedOn w:val="Normal"/>
+    <w:uiPriority w:val="34"/>
+    <w:qFormat/>
+    <w:rsid w:val="00B73508"/>
+    <w:pPr>
+      <w:ind w:left="720"/>
+      <w:contextualSpacing/>
+    </w:pPr>
+  </w:style>
+  <w:style w:type="paragraph" w:styleId="BalloonText">
+    <w:name w:val="Balloon Text"/>
+    <w:basedOn w:val="Normal"/>
+    <w:link w:val="BalloonTextChar"/>
+    <w:uiPriority w:val="99"/>
+    <w:semiHidden/>
+    <w:unhideWhenUsed/>
+    <w:rsid w:val="005B29E8"/>
+    <w:pPr>
+      <w:spacing w:after="0" w:line="240" w:lineRule="auto"/>
+    </w:pPr>
+    <w:rPr>
+      <w:rFonts w:ascii="Tahoma" w:hAnsi="Tahoma" w:cs="Tahoma"/>
+      <w:sz w:val="16"/>
+      <w:szCs w:val="16"/>
+    </w:rPr>
+  </w:style>
+  <w:style w:type="character" w:customStyle="1" w:styleId="BalloonTextChar">
+    <w:name w:val="Balloon Text Char"/>
+    <w:basedOn w:val="DefaultParagraphFont"/>
+    <w:link w:val="BalloonText"/>
+    <w:uiPriority w:val="99"/>
+    <w:semiHidden/>
+    <w:rsid w:val="005B29E8"/>
+    <w:rPr>
+      <w:rFonts w:ascii="Tahoma" w:hAnsi="Tahoma" w:cs="Tahoma"/>
+      <w:sz w:val="16"/>
+      <w:szCs w:val="16"/>
     </w:rPr>
   </w:style>
 </w:styles>

--- a/Dokumentacija/Faza 3 Komunikacija/Faza 3.docx
+++ b/Dokumentacija/Faza 3 Komunikacija/Faza 3.docx
@@ -257,63 +257,27 @@
         </w:rPr>
       </w:pPr>
       <w:r>
-        <w:rPr>
-          <w:lang w:val="sr-Latn-RS"/>
-        </w:rPr>
-        <w:lastRenderedPageBreak/>
-        <w:t>SignaR</w:t>
-      </w:r>
-    </w:p>
-    <w:p>
-      <w:pPr>
-        <w:rPr>
-          <w:lang w:val="sr-Latn-RS"/>
-        </w:rPr>
-      </w:pPr>
-      <w:r>
-        <w:rPr>
-          <w:lang w:val="sr-Latn-RS"/>
-        </w:rPr>
-        <w:t xml:space="preserve">Komunikacija u realnom vremenu u aplikaciji Snake-Architect ostvarena je korišćenjem </w:t>
-      </w:r>
-      <w:r>
-        <w:rPr>
-          <w:b/>
-          <w:lang w:val="sr-Latn-RS"/>
-        </w:rPr>
-        <w:t xml:space="preserve">ASP.NET Core SignalR </w:t>
-      </w:r>
-      <w:r>
-        <w:rPr>
-          <w:lang w:val="sr-Latn-RS"/>
-        </w:rPr>
-        <w:t xml:space="preserve">biblioteke. SignalR obezbeđuje </w:t>
-      </w:r>
-      <w:r>
-        <w:rPr>
-          <w:i/>
-          <w:lang w:val="sr-Latn-RS"/>
-        </w:rPr>
-        <w:t xml:space="preserve">full-duplex </w:t>
-      </w:r>
-      <w:r>
-        <w:rPr>
-          <w:lang w:val="sr-Latn-RS"/>
-        </w:rPr>
-        <w:t>komunikaciju između server I klijenata putem WebSocket protokola, što omogućava sinhronizaciju ažuriranja stanja igre za sve učesnike u istoj sobi bez potrebe za ručnim osvežavanjem stranice.</w:t>
-      </w:r>
-    </w:p>
-    <w:p>
-      <w:pPr>
-        <w:rPr>
-          <w:lang w:val="sr-Latn-RS"/>
-        </w:rPr>
-      </w:pPr>
-      <w:r>
-        <w:rPr>
-          <w:lang w:val="sr-Latn-RS"/>
-        </w:rPr>
-        <w:t>Sistem za komunikaciju u realnom vremenu baziran je na Hub-and-Spoke modelu uz korišćenje Sigleton patterna za upravljanje stanjem konekcije.</w:t>
+        <w:t>SignalR</w:t>
+      </w:r>
+    </w:p>
+    <w:p>
+      <w:pPr>
+        <w:rPr>
+          <w:lang w:val="sr-Latn-RS"/>
+        </w:rPr>
+      </w:pPr>
+      <w:r>
+        <w:t>Komunikacija u realnom vremenu u aplikaciji Snake-Architect ostvarena je korišćenjem ASP.NET Core SignalR biblioteke. SignalR obezbeđuje full-duplex komunikaciju između servera i klijenata putem WebSocket protokola, što omogućava sinhronizaciju ažuriranja stanja igre za sve učesnike u istoj sobi bez potrebe za ručnim osvežavanjem stranice.</w:t>
+      </w:r>
+    </w:p>
+    <w:p>
+      <w:pPr>
+        <w:rPr>
+          <w:lang w:val="sr-Latn-RS"/>
+        </w:rPr>
+      </w:pPr>
+      <w:r>
+        <w:t>Sistem za komunikaciju u realnom vremenu baziran je na Hub-and-Spoke modelu. Aktivni online status korisnika se čuva u thread-safe memorijskoj strukturi jedne serverske instance, dok se trajni podaci čuvaju u bazi.</w:t>
       </w:r>
     </w:p>
     <w:p>
@@ -328,17 +292,7 @@
         </w:rPr>
       </w:pPr>
       <w:r>
-        <w:rPr>
-          <w:i/>
-          <w:lang w:val="sr-Latn-RS"/>
-        </w:rPr>
-        <w:t xml:space="preserve">Upravljanje konekcijama: </w:t>
-      </w:r>
-      <w:r>
-        <w:rPr>
-          <w:lang w:val="sr-Latn-RS"/>
-        </w:rPr>
-        <w:t>Da bi se izbegla duplikacija, system održava listu aktivnih konekcija vezanih za jedinstveni ID korisnika. Korišćenjem Singleton patterna na serverskoj strain, obezbeđuje se centralizovano skladište konekcija koje je dostupno celom sistemu.</w:t>
+        <w:t>Upravljanje konekcijama: Da bi se izbegla duplikacija, sistem održava listu aktivnih konekcija vezanih za jedinstveni ID korisnika. Korišćenjem deljenog, thread-safe stanja na serverskoj strani obezbeđuje se centralizovano skladište konekcija u okviru jedne serverske instance.</w:t>
       </w:r>
     </w:p>
     <w:p>
@@ -367,6 +321,12 @@
       </w:r>
     </w:p>
     <w:p>
+      <w:pPr/>
+      <w:r>
+        <w:t>Ključna arhitekturna odluka: REST/BLL perzistira i validira komande, SignalR samo objavljuje real-time događaje. Zato klijenti ne mogu preko Hub-a direktno da pokrenu igru, odigraju potez ili proglase pobednika; takvi pozivi u ChatHub-u eksplicitno vraćaju grešku i upućuju na REST endpoint.</w:t>
+      </w:r>
+    </w:p>
+    <w:p>
       <w:pPr>
         <w:pStyle w:val="ListParagraph"/>
         <w:numPr>
@@ -378,30 +338,7 @@
         </w:rPr>
       </w:pPr>
       <w:r>
-        <w:rPr>
-          <w:b/>
-          <w:lang w:val="sr-Latn-RS"/>
-        </w:rPr>
-        <w:t xml:space="preserve">Klijent -&gt; Server : </w:t>
-      </w:r>
-      <w:r>
-        <w:rPr>
-          <w:lang w:val="sr-Latn-RS"/>
-        </w:rPr>
-        <w:t xml:space="preserve">Klijentska aplikacija koristi </w:t>
-      </w:r>
-      <w:r>
-        <w:rPr>
-          <w:i/>
-          <w:lang w:val="sr-Latn-RS"/>
-        </w:rPr>
-        <w:t xml:space="preserve">@microsoft/signalr </w:t>
-      </w:r>
-      <w:r>
-        <w:rPr>
-          <w:lang w:val="sr-Latn-RS"/>
-        </w:rPr>
-        <w:t>biblioteku za pozivanje motoda definisanih u Hub-u</w:t>
+        <w:t>Klijent -&gt; Server : Klijentska aplikacija koristi @microsoft/signalr biblioteku za pozivanje metoda definisanih u Hub-u</w:t>
       </w:r>
     </w:p>
     <w:p>
@@ -459,17 +396,7 @@
         </w:rPr>
       </w:pPr>
       <w:r>
-        <w:rPr>
-          <w:i/>
-          <w:lang w:val="sr-Latn-RS"/>
-        </w:rPr>
-        <w:t xml:space="preserve">Perzisterncija i konzistentnost: </w:t>
-      </w:r>
-      <w:r>
-        <w:rPr>
-          <w:lang w:val="sr-Latn-RS"/>
-        </w:rPr>
-        <w:t>Svaka akcija koja menja stanje igre prolazi kroz dvostruki proces:</w:t>
+        <w:t>Perzistencija i konzistentnost: Svaka akcija koja menja stanje igre prolazi kroz REST/BLL tok, dok SignalR služi za real-time objavu događaja nakon uspešne promene.</w:t>
       </w:r>
     </w:p>
     <w:p>
@@ -484,30 +411,7 @@
         </w:rPr>
       </w:pPr>
       <w:r>
-        <w:rPr>
-          <w:b/>
-          <w:lang w:val="sr-Latn-RS"/>
-        </w:rPr>
-        <w:t xml:space="preserve">Perzistencija: </w:t>
-      </w:r>
-      <w:r>
-        <w:rPr>
-          <w:lang w:val="sr-Latn-RS"/>
-        </w:rPr>
-        <w:t xml:space="preserve">Podaci se zapisuju u bazu podataka(kroz </w:t>
-      </w:r>
-      <w:r>
-        <w:rPr>
-          <w:i/>
-          <w:lang w:val="sr-Latn-RS"/>
-        </w:rPr>
-        <w:t xml:space="preserve">UnitOfWork </w:t>
-      </w:r>
-      <w:r>
-        <w:rPr>
-          <w:lang w:val="sr-Latn-RS"/>
-        </w:rPr>
-        <w:t xml:space="preserve">i servise), čime se osigurava trajno čuvanje igre. </w:t>
+        <w:t>Perzistencija i validacija komandi: REST kontroleri pozivaju BLL servise koji proveravaju pravo pristupa, red igrača, stanje sobe/table i poslovna pravila, a zatim kroz UnitOfWork i Repository sloj upisuju promene u bazu.</w:t>
       </w:r>
     </w:p>
     <w:p>
@@ -522,17 +426,7 @@
         </w:rPr>
       </w:pPr>
       <w:r>
-        <w:rPr>
-          <w:b/>
-          <w:lang w:val="sr-Latn-RS"/>
-        </w:rPr>
-        <w:t>Propagacija:</w:t>
-      </w:r>
-      <w:r>
-        <w:rPr>
-          <w:lang w:val="sr-Latn-RS"/>
-        </w:rPr>
-        <w:t xml:space="preserve"> SignalR služi kao „obaveštajni kanal“ koji obaveštava klijente da osveže lokalni prikaz podataka iz baze. </w:t>
+        <w:t>Propagacija događaja: SignalR ne odlučuje o poslovnim pravilima i ne perzistira stanje igre. On samo objavljuje real-time događaje (GameStarted, ReceiveMove, ReceiveWinner, PlayerConnectionChanged, RoomDeleted, ReceiveReaction) klijentima u odgovarajućim grupama.</w:t>
       </w:r>
     </w:p>
     <w:p>
@@ -558,6 +452,11 @@
           <w:lang w:val="sr-Latn-RS"/>
         </w:rPr>
         <w:t>Sekvencijalni dijagram – odigravanje poteza</w:t>
+      </w:r>
+    </w:p>
+    <w:p>
+      <w:r>
+        <w:t>[DORADA DIJAGRAMA - FAZA 3 SEKVENCA] Postojeći sekvencijalni dijagram treba dopuniti nazivima stvarnih komponenti: Player1/Client -&gt; GameController (REST) -&gt; GameService (BLL) -&gt; MovementRuleEngine -&gt; UnitOfWork/Repository -&gt; PostgreSQL -&gt; SignalR Hub/IHubContext -&gt; Player2/ostali klijenti. SignalR strelica mora biti posle uspešnog upisa u bazu i treba da predstavlja događaj, ne komandu. Komande StartGame, SendMove i SendWinner ne treba prikazivati kao poslovne Hub komande jer ih ChatHub odbija i upućuje na REST endpoint-e.</w:t>
       </w:r>
     </w:p>
     <w:p>

--- a/Dokumentacija/Faza 3 Komunikacija/Faza 3.docx
+++ b/Dokumentacija/Faza 3 Komunikacija/Faza 3.docx
@@ -257,6 +257,7 @@
         </w:rPr>
       </w:pPr>
       <w:r>
+        <w:lastRenderedPageBreak/>
         <w:t>SignalR</w:t>
       </w:r>
     </w:p>
@@ -321,9 +322,11 @@
       </w:r>
     </w:p>
     <w:p>
-      <w:pPr/>
-      <w:r>
-        <w:t>Ključna arhitekturna odluka: REST/BLL perzistira i validira komande, SignalR samo objavljuje real-time događaje. Zato klijenti ne mogu preko Hub-a direktno da pokrenu igru, odigraju potez ili proglase pobednika; takvi pozivi u ChatHub-u eksplicitno vraćaju grešku i upućuju na REST endpoint.</w:t>
+      <w:r>
+        <w:t>Ključna arhitekturna odluka: REST/BLL perzistira i validira komande, SignalR samo objavljuje real-time događaje. Zato klijenti ne mogu preko Hub-a direktno da pokrenu igru, odigraju potez ili proglase pobednika; takvi pozivi u ChatHub-u eksplicitno vraćaju</w:t>
+      </w:r>
+      <w:r>
+        <w:t xml:space="preserve"> grešku i upućuju na REST endpoint.</w:t>
       </w:r>
     </w:p>
     <w:p>
@@ -438,6 +441,48 @@
     </w:p>
     <w:p>
       <w:pPr>
+        <w:rPr>
+          <w:lang w:val="sr-Latn-RS"/>
+        </w:rPr>
+      </w:pPr>
+    </w:p>
+    <w:p>
+      <w:pPr>
+        <w:rPr>
+          <w:lang w:val="sr-Latn-RS"/>
+        </w:rPr>
+      </w:pPr>
+    </w:p>
+    <w:p>
+      <w:pPr>
+        <w:rPr>
+          <w:lang w:val="sr-Latn-RS"/>
+        </w:rPr>
+      </w:pPr>
+    </w:p>
+    <w:p>
+      <w:pPr>
+        <w:rPr>
+          <w:lang w:val="sr-Latn-RS"/>
+        </w:rPr>
+      </w:pPr>
+    </w:p>
+    <w:p>
+      <w:pPr>
+        <w:rPr>
+          <w:lang w:val="sr-Latn-RS"/>
+        </w:rPr>
+      </w:pPr>
+    </w:p>
+    <w:p>
+      <w:pPr>
+        <w:rPr>
+          <w:lang w:val="sr-Latn-RS"/>
+        </w:rPr>
+      </w:pPr>
+    </w:p>
+    <w:p>
+      <w:pPr>
         <w:pStyle w:val="Heading1"/>
         <w:numPr>
           <w:ilvl w:val="0"/>
@@ -451,12 +496,16 @@
         <w:rPr>
           <w:lang w:val="sr-Latn-RS"/>
         </w:rPr>
-        <w:t>Sekvencijalni dijagram – odigravanje poteza</w:t>
-      </w:r>
-    </w:p>
-    <w:p>
-      <w:r>
-        <w:t>[DORADA DIJAGRAMA - FAZA 3 SEKVENCA] Postojeći sekvencijalni dijagram treba dopuniti nazivima stvarnih komponenti: Player1/Client -&gt; GameController (REST) -&gt; GameService (BLL) -&gt; MovementRuleEngine -&gt; UnitOfWork/Repository -&gt; PostgreSQL -&gt; SignalR Hub/IHubContext -&gt; Player2/ostali klijenti. SignalR strelica mora biti posle uspešnog upisa u bazu i treba da predstavlja događaj, ne komandu. Komande StartGame, SendMove i SendWinner ne treba prikazivati kao poslovne Hub komande jer ih ChatHub odbija i upućuje na REST endpoint-e.</w:t>
+        <w:lastRenderedPageBreak/>
+        <w:t>Sekve</w:t>
+      </w:r>
+      <w:bookmarkStart w:id="0" w:name="_GoBack"/>
+      <w:bookmarkEnd w:id="0"/>
+      <w:r>
+        <w:rPr>
+          <w:lang w:val="sr-Latn-RS"/>
+        </w:rPr>
+        <w:t>ncijalni dijagram – odigravanje poteza</w:t>
       </w:r>
     </w:p>
     <w:p>
@@ -473,16 +522,15 @@
           <w:lang w:val="sr-Latn-RS"/>
         </w:rPr>
       </w:pPr>
-      <w:bookmarkStart w:id="0" w:name="_GoBack"/>
       <w:r>
         <w:rPr>
           <w:noProof/>
         </w:rPr>
         <w:drawing>
           <wp:inline distT="0" distB="0" distL="0" distR="0">
-            <wp:extent cx="5943600" cy="2124075"/>
-            <wp:effectExtent l="0" t="0" r="0" b="9525"/>
-            <wp:docPr id="1" name="Picture 1"/>
+            <wp:extent cx="6614411" cy="2178657"/>
+            <wp:effectExtent l="0" t="0" r="0" b="0"/>
+            <wp:docPr id="2" name="Picture 2"/>
             <wp:cNvGraphicFramePr>
               <a:graphicFrameLocks xmlns:a="http://schemas.openxmlformats.org/drawingml/2006/main" noChangeAspect="1"/>
             </wp:cNvGraphicFramePr>
@@ -490,7 +538,7 @@
               <a:graphicData uri="http://schemas.openxmlformats.org/drawingml/2006/picture">
                 <pic:pic xmlns:pic="http://schemas.openxmlformats.org/drawingml/2006/picture">
                   <pic:nvPicPr>
-                    <pic:cNvPr id="0" name="potez.drawio.png"/>
+                    <pic:cNvPr id="0" name="poteznovo.drawio.png"/>
                     <pic:cNvPicPr/>
                   </pic:nvPicPr>
                   <pic:blipFill>
@@ -508,7 +556,7 @@
                   <pic:spPr>
                     <a:xfrm>
                       <a:off x="0" y="0"/>
-                      <a:ext cx="5943600" cy="2124075"/>
+                      <a:ext cx="6620106" cy="2180533"/>
                     </a:xfrm>
                     <a:prstGeom prst="rect">
                       <a:avLst/>
@@ -521,7 +569,6 @@
         </w:drawing>
       </w:r>
     </w:p>
-    <w:bookmarkEnd w:id="0"/>
     <w:p>
       <w:pPr>
         <w:pStyle w:val="Heading1"/>
@@ -1732,7 +1779,7 @@
   <a:extraClrSchemeLst/>
   <a:extLst>
     <a:ext uri="{05A4C25C-085E-4340-85A3-A5531E510DB2}">
-      <thm15:themeFamily xmlns:thm15="http://schemas.microsoft.com/office/thememl/2012/main" xmlns="" name="Office Theme" id="{62F939B6-93AF-4DB8-9C6B-D6C7DFDC589F}" vid="{4A3C46E8-61CC-4603-A589-7422A47A8E4A}"/>
+      <thm15:themeFamily xmlns="" xmlns:thm15="http://schemas.microsoft.com/office/thememl/2012/main" name="Office Theme" id="{62F939B6-93AF-4DB8-9C6B-D6C7DFDC589F}" vid="{4A3C46E8-61CC-4603-A589-7422A47A8E4A}"/>
     </a:ext>
   </a:extLst>
 </a:theme>
